--- a/content/essays/example-multi/example-multi.docx
+++ b/content/essays/example-multi/example-multi.docx
@@ -51,6 +51,11 @@
         <w:t xml:space="preserve">Lorem ipsum body.</w:t>
       </w:r>
     </w:p>
+    <w:p>
+      <w:pPr>
+        <w:pStyle w:val="BodyText"/>
+      </w:pPr>
+    </w:p>
     <w:bookmarkStart w:id="9" w:name="thm-example"/>
     <w:p>
       <w:pPr>
@@ -163,15 +168,6 @@
       </w:pPr>
       <w:r>
         <w:t xml:space="preserve">PDF skipped</w:t>
-      </w:r>
-      <w:r>
-        <w:t xml:space="preserve"> </w:t>
-      </w:r>
-      <w:r>
-        <w:rPr>
-          <w:smallCaps/>
-        </w:rPr>
-        <w:t xml:space="preserve">NOEXPORT_PDF</w:t>
       </w:r>
     </w:p>
     <w:p>
